--- a/policies/build/masters/HRM.7_v2_master.docx
+++ b/policies/build/masters/HRM.7_v2_master.docx
@@ -11,40 +11,25 @@
         <w:rPr>
           <w:b/>
           <w:bCs/>
+          <w:sz w:val="28"/>
+          <w:szCs w:val="28"/>
+        </w:rPr>
+        <w:t>Policy on Credentialing and Privileging of Medical Professionals Permitted to Provide Patient Care Without Supervision</w:t>
+      </w:r>
+    </w:p>
+    <w:p>
+      <w:pPr>
+        <w:spacing w:after="60"/>
+        <w:jc w:val="center"/>
+      </w:pPr>
+      <w:r>
+        <w:rPr>
+          <w:b/>
+          <w:bCs/>
           <w:sz w:val="32"/>
           <w:szCs w:val="32"/>
         </w:rPr>
         <w:t xml:space="preserve">«Hospital Name»</w:t>
-      </w:r>
-    </w:p>
-    <w:p>
-      <w:pPr>
-        <w:spacing w:after="60"/>
-        <w:jc w:val="center"/>
-      </w:pPr>
-      <w:r>
-        <w:rPr>
-          <w:b/>
-          <w:bCs/>
-          <w:sz w:val="28"/>
-          <w:szCs w:val="28"/>
-        </w:rPr>
-        <w:t xml:space="preserve">Credentialing and Privileging of Medical Professionals Permitted to Provide Patient Care Without Supervision</w:t>
-      </w:r>
-    </w:p>
-    <w:p>
-      <w:pPr>
-        <w:spacing w:after="240"/>
-        <w:jc w:val="center"/>
-      </w:pPr>
-      <w:r>
-        <w:rPr>
-          <w:i/>
-          <w:iCs/>
-          <w:sz w:val="20"/>
-          <w:szCs w:val="20"/>
-        </w:rPr>
-        <w:t xml:space="preserve">Credentialing and privileging medical professionals for unsupervised care.</w:t>
       </w:r>
     </w:p>
     <w:p>
@@ -2828,190 +2813,6 @@
         <w:t xml:space="preserve">The Nursing Superintendent holds signed acknowledgements with the induction record.</w:t>
       </w:r>
     </w:p>
-    <w:p>
-      <w:pPr>
-        <w:pStyle w:val="Heading1"/>
-        <w:spacing w:after="120" w:before="280"/>
-      </w:pPr>
-      <w:r>
-        <w:t xml:space="preserve">10. References</w:t>
-      </w:r>
-    </w:p>
-    <w:p>
-      <w:pPr>
-        <w:pStyle w:val="ListParagraph"/>
-        <w:numPr>
-          <w:ilvl w:val="0"/>
-          <w:numId w:val="1"/>
-        </w:numPr>
-        <w:spacing w:after="60"/>
-      </w:pPr>
-      <w:r>
-        <w:rPr>
-          <w:sz w:val="22"/>
-          <w:szCs w:val="22"/>
-        </w:rPr>
-        <w:t xml:space="preserve">National Accreditation Board for Hospitals and Healthcare Providers (NABH), Standards for Small Healthcare Organisations, 3rd Edition — Human Resource Management chapter, standard HRM.7.</w:t>
-      </w:r>
-    </w:p>
-    <w:p>
-      <w:pPr>
-        <w:pStyle w:val="ListParagraph"/>
-        <w:numPr>
-          <w:ilvl w:val="0"/>
-          <w:numId w:val="1"/>
-        </w:numPr>
-        <w:spacing w:after="60"/>
-      </w:pPr>
-      <w:r>
-        <w:rPr>
-          <w:sz w:val="22"/>
-          <w:szCs w:val="22"/>
-        </w:rPr>
-        <w:t xml:space="preserve">National Medical Commission Act, 2019 — registration and practice of medical practitioners.</w:t>
-      </w:r>
-    </w:p>
-    <w:p>
-      <w:pPr>
-        <w:pStyle w:val="ListParagraph"/>
-        <w:numPr>
-          <w:ilvl w:val="0"/>
-          <w:numId w:val="1"/>
-        </w:numPr>
-        <w:spacing w:after="60"/>
-      </w:pPr>
-      <w:r>
-        <w:rPr>
-          <w:sz w:val="22"/>
-          <w:szCs w:val="22"/>
-        </w:rPr>
-        <w:t xml:space="preserve">Applicable State Medical Council registration requirements for medical practitioners.</w:t>
-      </w:r>
-    </w:p>
-    <w:p>
-      <w:pPr>
-        <w:pStyle w:val="ListParagraph"/>
-        <w:numPr>
-          <w:ilvl w:val="0"/>
-          <w:numId w:val="1"/>
-        </w:numPr>
-        <w:spacing w:after="60"/>
-      </w:pPr>
-      <w:r>
-        <w:rPr>
-          <w:sz w:val="22"/>
-          <w:szCs w:val="22"/>
-        </w:rPr>
-        <w:t xml:space="preserve">Internal documents of «Hospital Name»: medical privileging register; credentialing files; privilege letters; Credentialing Committee minutes.</w:t>
-      </w:r>
-    </w:p>
-    <w:p>
-      <w:pPr>
-        <w:pStyle w:val="Heading1"/>
-        <w:spacing w:after="120" w:before="280"/>
-      </w:pPr>
-      <w:r>
-        <w:t xml:space="preserve">11. Distribution</w:t>
-      </w:r>
-    </w:p>
-    <w:p>
-      <w:pPr>
-        <w:spacing w:after="140"/>
-      </w:pPr>
-      <w:r>
-        <w:rPr>
-          <w:sz w:val="22"/>
-          <w:szCs w:val="22"/>
-        </w:rPr>
-        <w:t xml:space="preserve">Official master copy: office of the Medical Superintendent, «Hospital Name», with the HR Manager and the Quality Coordinator.</w:t>
-      </w:r>
-    </w:p>
-    <w:p>
-      <w:pPr>
-        <w:spacing w:after="140"/>
-      </w:pPr>
-      <w:r>
-        <w:rPr>
-          <w:sz w:val="22"/>
-          <w:szCs w:val="22"/>
-        </w:rPr>
-        <w:t xml:space="preserve">Copies issued to: all clinical departments; nursing administration; emergency department; operation theatre; HR office.</w:t>
-      </w:r>
-    </w:p>
-    <w:p>
-      <w:pPr>
-        <w:spacing w:after="140"/>
-      </w:pPr>
-      <w:r>
-        <w:rPr>
-          <w:sz w:val="22"/>
-          <w:szCs w:val="22"/>
-        </w:rPr>
-        <w:t xml:space="preserve">The current version is available to all staff at the «HR office policy file» and, if the hospital keeps an intranet, at «staff intranet / policies».</w:t>
-      </w:r>
-    </w:p>
-    <w:p>
-      <w:pPr>
-        <w:spacing w:after="140"/>
-      </w:pPr>
-      <w:r>
-        <w:rPr>
-          <w:sz w:val="22"/>
-          <w:szCs w:val="22"/>
-        </w:rPr>
-        <w:t xml:space="preserve">When a new version is issued, take old copies out of use.</w:t>
-      </w:r>
-    </w:p>
-    <w:p>
-      <w:pPr>
-        <w:pStyle w:val="Heading1"/>
-        <w:spacing w:after="120" w:before="280"/>
-      </w:pPr>
-      <w:r>
-        <w:t xml:space="preserve">12. Abbreviations</w:t>
-      </w:r>
-    </w:p>
-    <w:p>
-      <w:pPr>
-        <w:spacing w:after="140"/>
-      </w:pPr>
-      <w:r>
-        <w:rPr>
-          <w:sz w:val="22"/>
-          <w:szCs w:val="22"/>
-        </w:rPr>
-        <w:t xml:space="preserve">CAPA — corrective and preventive action
-HRM — Human Resource Management (NABH SHCO chapter)
-NMC — National Medical Commission
-NABH — National Accreditation Board for Hospitals and Healthcare Providers
-OE — objective element
-SHCO — Standards for Small Healthcare Organisations
-SMC — State Medical Council</w:t>
-      </w:r>
-    </w:p>
-    <w:p>
-      <w:pPr>
-        <w:pStyle w:val="Heading1"/>
-        <w:spacing w:after="120" w:before="280"/>
-      </w:pPr>
-      <w:r>
-        <w:t xml:space="preserve">13. Traceability to NABH SHCO 3rd Edition HRM.7</w:t>
-      </w:r>
-    </w:p>
-    <w:p>
-      <w:pPr>
-        <w:spacing w:after="120"/>
-      </w:pPr>
-      <w:r>
-        <w:rPr>
-          <w:i/>
-          <w:iCs/>
-          <w:sz w:val="20"/>
-          <w:szCs w:val="20"/>
-        </w:rPr>
-        <w:t xml:space="preserve">This table is an index. It is not how the policy is organised.</w:t>
-      </w:r>
-    </w:p>
     <w:tbl>
       <w:tblPr>
         <w:tblW w:type="pct" w:w="100%"/>
@@ -3491,7 +3292,91 @@
         <w:spacing w:after="120" w:before="280"/>
       </w:pPr>
       <w:r>
-        <w:t xml:space="preserve">14. Required Records / Evidence Checklist</w:t>
+        <w:t>10. Distribution</w:t>
+      </w:r>
+    </w:p>
+    <w:p>
+      <w:pPr>
+        <w:spacing w:after="140"/>
+      </w:pPr>
+      <w:r>
+        <w:rPr>
+          <w:sz w:val="22"/>
+          <w:szCs w:val="22"/>
+        </w:rPr>
+        <w:t xml:space="preserve">Official master copy: office of the Medical Superintendent, «Hospital Name», with the HR Manager and the Quality Coordinator.</w:t>
+      </w:r>
+    </w:p>
+    <w:p>
+      <w:pPr>
+        <w:spacing w:after="140"/>
+      </w:pPr>
+      <w:r>
+        <w:rPr>
+          <w:sz w:val="22"/>
+          <w:szCs w:val="22"/>
+        </w:rPr>
+        <w:t xml:space="preserve">Copies issued to: all clinical departments; nursing administration; emergency department; operation theatre; HR office.</w:t>
+      </w:r>
+    </w:p>
+    <w:p>
+      <w:pPr>
+        <w:spacing w:after="140"/>
+      </w:pPr>
+      <w:r>
+        <w:rPr>
+          <w:sz w:val="22"/>
+          <w:szCs w:val="22"/>
+        </w:rPr>
+        <w:t xml:space="preserve">The current version is available to all staff at the «HR office policy file» and, if the hospital keeps an intranet, at «staff intranet / policies».</w:t>
+      </w:r>
+    </w:p>
+    <w:p>
+      <w:pPr>
+        <w:spacing w:after="140"/>
+      </w:pPr>
+      <w:r>
+        <w:rPr>
+          <w:sz w:val="22"/>
+          <w:szCs w:val="22"/>
+        </w:rPr>
+        <w:t xml:space="preserve">When a new version is issued, take old copies out of use.</w:t>
+      </w:r>
+    </w:p>
+    <w:p>
+      <w:pPr>
+        <w:pStyle w:val="Heading1"/>
+        <w:spacing w:after="120" w:before="280"/>
+      </w:pPr>
+      <w:r>
+        <w:t>11. Abbreviations</w:t>
+      </w:r>
+    </w:p>
+    <w:p>
+      <w:pPr>
+        <w:spacing w:after="140"/>
+      </w:pPr>
+      <w:r>
+        <w:rPr>
+          <w:sz w:val="22"/>
+          <w:szCs w:val="22"/>
+        </w:rPr>
+        <w:t xml:space="preserve">CAPA — corrective and preventive action
+HRM — Human Resource Management (NABH SHCO chapter)
+NMC — National Medical Commission
+NABH — National Accreditation Board for Hospitals and Healthcare Providers
+OE — objective element
+SHCO — Standards for Small Healthcare Organisations
+SMC — State Medical Council</w:t>
+      </w:r>
+    </w:p>
+    <w:p>
+      <w:pPr>
+        <w:pStyle w:val="Heading1"/>
+        <w:spacing w:after="120" w:before="280"/>
+      </w:pPr>
+      <w:r>
+        <w:t>12. Traceability to NABH SHCO 3rd Edition HRM.7</w:t>
       </w:r>
     </w:p>
     <w:p>
@@ -3505,6 +3390,29 @@
           <w:sz w:val="20"/>
           <w:szCs w:val="20"/>
         </w:rPr>
+        <w:t xml:space="preserve">This table is an index. It is not how the policy is organised.</w:t>
+      </w:r>
+    </w:p>
+    <w:p>
+      <w:pPr>
+        <w:pStyle w:val="Heading1"/>
+        <w:spacing w:after="120" w:before="280"/>
+      </w:pPr>
+      <w:r>
+        <w:t>13. Required Records / Evidence Checklist</w:t>
+      </w:r>
+    </w:p>
+    <w:p>
+      <w:pPr>
+        <w:spacing w:after="120"/>
+      </w:pPr>
+      <w:r>
+        <w:rPr>
+          <w:i/>
+          <w:iCs/>
+          <w:sz w:val="20"/>
+          <w:szCs w:val="20"/>
+        </w:rPr>
         <w:t xml:space="preserve">Records the hospital holds under this policy, listed by objective element.</w:t>
       </w:r>
     </w:p>
@@ -3797,6 +3705,83 @@
           <w:szCs w:val="22"/>
         </w:rPr>
         <w:t xml:space="preserve">Unit doctor list matched to central register quarterly.</w:t>
+      </w:r>
+    </w:p>
+    <w:p>
+      <w:pPr>
+        <w:pStyle w:val="Heading1"/>
+        <w:spacing w:after="120" w:before="280"/>
+      </w:pPr>
+      <w:r>
+        <w:t>14. References</w:t>
+      </w:r>
+    </w:p>
+    <w:p>
+      <w:pPr>
+        <w:pStyle w:val="ListParagraph"/>
+        <w:numPr>
+          <w:ilvl w:val="0"/>
+          <w:numId w:val="1"/>
+        </w:numPr>
+        <w:spacing w:after="60"/>
+      </w:pPr>
+      <w:r>
+        <w:rPr>
+          <w:sz w:val="22"/>
+          <w:szCs w:val="22"/>
+        </w:rPr>
+        <w:t xml:space="preserve">National Accreditation Board for Hospitals and Healthcare Providers (NABH), Standards for Small Healthcare Organisations, 3rd Edition — Human Resource Management chapter, standard HRM.7.</w:t>
+      </w:r>
+    </w:p>
+    <w:p>
+      <w:pPr>
+        <w:pStyle w:val="ListParagraph"/>
+        <w:numPr>
+          <w:ilvl w:val="0"/>
+          <w:numId w:val="1"/>
+        </w:numPr>
+        <w:spacing w:after="60"/>
+      </w:pPr>
+      <w:r>
+        <w:rPr>
+          <w:sz w:val="22"/>
+          <w:szCs w:val="22"/>
+        </w:rPr>
+        <w:t xml:space="preserve">National Medical Commission Act, 2019 — registration and practice of medical practitioners.</w:t>
+      </w:r>
+    </w:p>
+    <w:p>
+      <w:pPr>
+        <w:pStyle w:val="ListParagraph"/>
+        <w:numPr>
+          <w:ilvl w:val="0"/>
+          <w:numId w:val="1"/>
+        </w:numPr>
+        <w:spacing w:after="60"/>
+      </w:pPr>
+      <w:r>
+        <w:rPr>
+          <w:sz w:val="22"/>
+          <w:szCs w:val="22"/>
+        </w:rPr>
+        <w:t xml:space="preserve">Applicable State Medical Council registration requirements for medical practitioners.</w:t>
+      </w:r>
+    </w:p>
+    <w:p>
+      <w:pPr>
+        <w:pStyle w:val="ListParagraph"/>
+        <w:numPr>
+          <w:ilvl w:val="0"/>
+          <w:numId w:val="1"/>
+        </w:numPr>
+        <w:spacing w:after="60"/>
+      </w:pPr>
+      <w:r>
+        <w:rPr>
+          <w:sz w:val="22"/>
+          <w:szCs w:val="22"/>
+        </w:rPr>
+        <w:t xml:space="preserve">Internal documents of «Hospital Name»: medical privileging register; credentialing files; privilege letters; Credentialing Committee minutes.</w:t>
       </w:r>
     </w:p>
     <w:p>
@@ -3921,7 +3906,7 @@
         <w:sz w:val="16"/>
         <w:szCs w:val="16"/>
       </w:rPr>
-      <w:t xml:space="preserve">«Hospital Name»  |  «HRM/POL/07»  |  Controlled document  |  Credentialing and Privileging of Medical Professionals Permitted to Provide Patient Care Without Supervision</w:t>
+      <w:t>«Hospital Name»  |  «HRM/POL/07»  |  Controlled document  |  Policy on Credentialing and Privileging of Medical Professionals Permitted to Provide Patient Care Without Supervision</w:t>
     </w:r>
   </w:p>
 </w:ftr>

--- a/policies/build/masters/HRM.7_v2_master.docx
+++ b/policies/build/masters/HRM.7_v2_master.docx
@@ -2830,6 +2830,7 @@
         <w:gridCol w:w="100"/>
         <w:gridCol w:w="100"/>
         <w:gridCol w:w="100"/>
+        <w:gridCol w:w="100"/>
       </w:tblGrid>
       <w:tr>
         <w:tc>
@@ -2857,6 +2858,26 @@
         </w:tc>
         <w:tc>
           <w:tcPr>
+            <w:tcW w:type="pct" w:w="12%"/>
+            <w:tcBorders>
+              <w:top w:val="single" w:color="999999" w:sz="4"/>
+              <w:left w:val="single" w:color="999999" w:sz="4"/>
+              <w:bottom w:val="single" w:color="999999" w:sz="4"/>
+              <w:right w:val="single" w:color="999999" w:sz="4"/>
+            </w:tcBorders>
+            <w:shd w:fill="E8E8E8" w:val="clear"/>
+          </w:tcPr>
+          <w:p>
+            <w:r>
+              <w:rPr>
+                <w:b/>
+              </w:rPr>
+              <w:t>Level</w:t>
+            </w:r>
+          </w:p>
+        </w:tc>
+        <w:tc>
+          <w:tcPr>
             <w:tcW w:type="pct" w:w="32%"/>
             <w:tcBorders>
               <w:top w:val="single" w:color="999999" w:sz="4"/>
@@ -2950,6 +2971,22 @@
         </w:tc>
         <w:tc>
           <w:tcPr>
+            <w:tcW w:type="pct" w:w="12%"/>
+            <w:tcBorders>
+              <w:top w:val="single" w:color="999999" w:sz="4"/>
+              <w:left w:val="single" w:color="999999" w:sz="4"/>
+              <w:bottom w:val="single" w:color="999999" w:sz="4"/>
+              <w:right w:val="single" w:color="999999" w:sz="4"/>
+            </w:tcBorders>
+          </w:tcPr>
+          <w:p>
+            <w:r>
+              <w:t>CORE</w:t>
+            </w:r>
+          </w:p>
+        </w:tc>
+        <w:tc>
+          <w:tcPr>
             <w:tcW w:type="pct" w:w="32%"/>
             <w:tcBorders>
               <w:top w:val="single" w:color="999999" w:sz="4"/>
@@ -3040,6 +3077,22 @@
         </w:tc>
         <w:tc>
           <w:tcPr>
+            <w:tcW w:type="pct" w:w="12%"/>
+            <w:tcBorders>
+              <w:top w:val="single" w:color="999999" w:sz="4"/>
+              <w:left w:val="single" w:color="999999" w:sz="4"/>
+              <w:bottom w:val="single" w:color="999999" w:sz="4"/>
+              <w:right w:val="single" w:color="999999" w:sz="4"/>
+            </w:tcBorders>
+          </w:tcPr>
+          <w:p>
+            <w:r>
+              <w:t>Commitment</w:t>
+            </w:r>
+          </w:p>
+        </w:tc>
+        <w:tc>
+          <w:tcPr>
             <w:tcW w:type="pct" w:w="32%"/>
             <w:tcBorders>
               <w:top w:val="single" w:color="999999" w:sz="4"/>
@@ -3130,6 +3183,22 @@
         </w:tc>
         <w:tc>
           <w:tcPr>
+            <w:tcW w:type="pct" w:w="12%"/>
+            <w:tcBorders>
+              <w:top w:val="single" w:color="999999" w:sz="4"/>
+              <w:left w:val="single" w:color="999999" w:sz="4"/>
+              <w:bottom w:val="single" w:color="999999" w:sz="4"/>
+              <w:right w:val="single" w:color="999999" w:sz="4"/>
+            </w:tcBorders>
+          </w:tcPr>
+          <w:p>
+            <w:r>
+              <w:t>CORE</w:t>
+            </w:r>
+          </w:p>
+        </w:tc>
+        <w:tc>
+          <w:tcPr>
             <w:tcW w:type="pct" w:w="32%"/>
             <w:tcBorders>
               <w:top w:val="single" w:color="999999" w:sz="4"/>
@@ -3220,6 +3289,22 @@
         </w:tc>
         <w:tc>
           <w:tcPr>
+            <w:tcW w:type="pct" w:w="12%"/>
+            <w:tcBorders>
+              <w:top w:val="single" w:color="999999" w:sz="4"/>
+              <w:left w:val="single" w:color="999999" w:sz="4"/>
+              <w:bottom w:val="single" w:color="999999" w:sz="4"/>
+              <w:right w:val="single" w:color="999999" w:sz="4"/>
+            </w:tcBorders>
+          </w:tcPr>
+          <w:p>
+            <w:r>
+              <w:t>Commitment</w:t>
+            </w:r>
+          </w:p>
+        </w:tc>
+        <w:tc>
+          <w:tcPr>
             <w:tcW w:type="pct" w:w="32%"/>
             <w:tcBorders>
               <w:top w:val="single" w:color="999999" w:sz="4"/>
@@ -3352,24 +3437,359 @@
         <w:t>11. Abbreviations</w:t>
       </w:r>
     </w:p>
-    <w:p>
-      <w:pPr>
-        <w:spacing w:after="140"/>
-      </w:pPr>
-      <w:r>
-        <w:rPr>
-          <w:sz w:val="22"/>
-          <w:szCs w:val="22"/>
-        </w:rPr>
-        <w:t xml:space="preserve">CAPA — corrective and preventive action
-HRM — Human Resource Management (NABH SHCO chapter)
-NMC — National Medical Commission
-NABH — National Accreditation Board for Hospitals and Healthcare Providers
-OE — objective element
-SHCO — Standards for Small Healthcare Organisations
-SMC — State Medical Council</w:t>
-      </w:r>
-    </w:p>
+    <w:tbl>
+      <w:tblPr>
+        <w:tblW w:type="pct" w:w="100%"/>
+        <w:tblBorders>
+          <w:top w:val="single" w:color="auto" w:sz="4"/>
+          <w:left w:val="single" w:color="auto" w:sz="4"/>
+          <w:bottom w:val="single" w:color="auto" w:sz="4"/>
+          <w:right w:val="single" w:color="auto" w:sz="4"/>
+          <w:insideH w:val="single" w:color="auto" w:sz="4"/>
+          <w:insideV w:val="single" w:color="auto" w:sz="4"/>
+        </w:tblBorders>
+      </w:tblPr>
+      <w:tblGrid>
+        <w:gridCol w:w="100"/>
+        <w:gridCol w:w="100"/>
+      </w:tblGrid>
+      <w:tr>
+        <w:tc>
+          <w:tcPr>
+            <w:tcW w:type="pct" w:w="22%"/>
+            <w:tcBorders>
+              <w:top w:val="single" w:color="999999" w:sz="4"/>
+              <w:left w:val="single" w:color="999999" w:sz="4"/>
+              <w:bottom w:val="single" w:color="999999" w:sz="4"/>
+              <w:right w:val="single" w:color="999999" w:sz="4"/>
+            </w:tcBorders>
+            <w:shd w:fill="E8E8E8" w:val="clear"/>
+          </w:tcPr>
+          <w:p>
+            <w:r>
+              <w:rPr>
+                <w:b/>
+              </w:rPr>
+              <w:t>Abbreviation</w:t>
+            </w:r>
+          </w:p>
+        </w:tc>
+        <w:tc>
+          <w:tcPr>
+            <w:tcW w:type="pct" w:w="22%"/>
+            <w:tcBorders>
+              <w:top w:val="single" w:color="999999" w:sz="4"/>
+              <w:left w:val="single" w:color="999999" w:sz="4"/>
+              <w:bottom w:val="single" w:color="999999" w:sz="4"/>
+              <w:right w:val="single" w:color="999999" w:sz="4"/>
+            </w:tcBorders>
+            <w:shd w:fill="E8E8E8" w:val="clear"/>
+          </w:tcPr>
+          <w:p>
+            <w:r>
+              <w:rPr>
+                <w:b/>
+              </w:rPr>
+              <w:t>Meaning</w:t>
+            </w:r>
+          </w:p>
+        </w:tc>
+      </w:tr>
+      <w:tr>
+        <w:tc>
+          <w:tcPr>
+            <w:tcW w:type="pct" w:w="22%"/>
+            <w:tcBorders>
+              <w:top w:val="single" w:color="999999" w:sz="4"/>
+              <w:left w:val="single" w:color="999999" w:sz="4"/>
+              <w:bottom w:val="single" w:color="999999" w:sz="4"/>
+              <w:right w:val="single" w:color="999999" w:sz="4"/>
+            </w:tcBorders>
+            <w:shd w:fill="E8E8E8" w:val="clear"/>
+          </w:tcPr>
+          <w:p>
+            <w:r>
+              <w:rPr>
+                <w:b w:val="0"/>
+              </w:rPr>
+              <w:t>CAPA</w:t>
+            </w:r>
+          </w:p>
+        </w:tc>
+        <w:tc>
+          <w:tcPr>
+            <w:tcW w:type="pct" w:w="22%"/>
+            <w:tcBorders>
+              <w:top w:val="single" w:color="999999" w:sz="4"/>
+              <w:left w:val="single" w:color="999999" w:sz="4"/>
+              <w:bottom w:val="single" w:color="999999" w:sz="4"/>
+              <w:right w:val="single" w:color="999999" w:sz="4"/>
+            </w:tcBorders>
+            <w:shd w:fill="E8E8E8" w:val="clear"/>
+          </w:tcPr>
+          <w:p>
+            <w:r>
+              <w:rPr>
+                <w:b w:val="0"/>
+              </w:rPr>
+              <w:t>corrective and preventive action</w:t>
+            </w:r>
+          </w:p>
+        </w:tc>
+      </w:tr>
+      <w:tr>
+        <w:tc>
+          <w:tcPr>
+            <w:tcW w:type="pct" w:w="22%"/>
+            <w:tcBorders>
+              <w:top w:val="single" w:color="999999" w:sz="4"/>
+              <w:left w:val="single" w:color="999999" w:sz="4"/>
+              <w:bottom w:val="single" w:color="999999" w:sz="4"/>
+              <w:right w:val="single" w:color="999999" w:sz="4"/>
+            </w:tcBorders>
+            <w:shd w:fill="E8E8E8" w:val="clear"/>
+          </w:tcPr>
+          <w:p>
+            <w:r>
+              <w:rPr>
+                <w:b w:val="0"/>
+              </w:rPr>
+              <w:t>HRM</w:t>
+            </w:r>
+          </w:p>
+        </w:tc>
+        <w:tc>
+          <w:tcPr>
+            <w:tcW w:type="pct" w:w="22%"/>
+            <w:tcBorders>
+              <w:top w:val="single" w:color="999999" w:sz="4"/>
+              <w:left w:val="single" w:color="999999" w:sz="4"/>
+              <w:bottom w:val="single" w:color="999999" w:sz="4"/>
+              <w:right w:val="single" w:color="999999" w:sz="4"/>
+            </w:tcBorders>
+            <w:shd w:fill="E8E8E8" w:val="clear"/>
+          </w:tcPr>
+          <w:p>
+            <w:r>
+              <w:rPr>
+                <w:b w:val="0"/>
+              </w:rPr>
+              <w:t>Human Resource Management (NABH SHCO chapter)</w:t>
+            </w:r>
+          </w:p>
+        </w:tc>
+      </w:tr>
+      <w:tr>
+        <w:tc>
+          <w:tcPr>
+            <w:tcW w:type="pct" w:w="22%"/>
+            <w:tcBorders>
+              <w:top w:val="single" w:color="999999" w:sz="4"/>
+              <w:left w:val="single" w:color="999999" w:sz="4"/>
+              <w:bottom w:val="single" w:color="999999" w:sz="4"/>
+              <w:right w:val="single" w:color="999999" w:sz="4"/>
+            </w:tcBorders>
+            <w:shd w:fill="E8E8E8" w:val="clear"/>
+          </w:tcPr>
+          <w:p>
+            <w:r>
+              <w:rPr>
+                <w:b w:val="0"/>
+              </w:rPr>
+              <w:t>NMC</w:t>
+            </w:r>
+          </w:p>
+        </w:tc>
+        <w:tc>
+          <w:tcPr>
+            <w:tcW w:type="pct" w:w="22%"/>
+            <w:tcBorders>
+              <w:top w:val="single" w:color="999999" w:sz="4"/>
+              <w:left w:val="single" w:color="999999" w:sz="4"/>
+              <w:bottom w:val="single" w:color="999999" w:sz="4"/>
+              <w:right w:val="single" w:color="999999" w:sz="4"/>
+            </w:tcBorders>
+            <w:shd w:fill="E8E8E8" w:val="clear"/>
+          </w:tcPr>
+          <w:p>
+            <w:r>
+              <w:rPr>
+                <w:b w:val="0"/>
+              </w:rPr>
+              <w:t>National Medical Commission</w:t>
+            </w:r>
+          </w:p>
+        </w:tc>
+      </w:tr>
+      <w:tr>
+        <w:tc>
+          <w:tcPr>
+            <w:tcW w:type="pct" w:w="22%"/>
+            <w:tcBorders>
+              <w:top w:val="single" w:color="999999" w:sz="4"/>
+              <w:left w:val="single" w:color="999999" w:sz="4"/>
+              <w:bottom w:val="single" w:color="999999" w:sz="4"/>
+              <w:right w:val="single" w:color="999999" w:sz="4"/>
+            </w:tcBorders>
+            <w:shd w:fill="E8E8E8" w:val="clear"/>
+          </w:tcPr>
+          <w:p>
+            <w:r>
+              <w:rPr>
+                <w:b w:val="0"/>
+              </w:rPr>
+              <w:t>NABH</w:t>
+            </w:r>
+          </w:p>
+        </w:tc>
+        <w:tc>
+          <w:tcPr>
+            <w:tcW w:type="pct" w:w="22%"/>
+            <w:tcBorders>
+              <w:top w:val="single" w:color="999999" w:sz="4"/>
+              <w:left w:val="single" w:color="999999" w:sz="4"/>
+              <w:bottom w:val="single" w:color="999999" w:sz="4"/>
+              <w:right w:val="single" w:color="999999" w:sz="4"/>
+            </w:tcBorders>
+            <w:shd w:fill="E8E8E8" w:val="clear"/>
+          </w:tcPr>
+          <w:p>
+            <w:r>
+              <w:rPr>
+                <w:b w:val="0"/>
+              </w:rPr>
+              <w:t>National Accreditation Board for Hospitals and Healthcare Providers</w:t>
+            </w:r>
+          </w:p>
+        </w:tc>
+      </w:tr>
+      <w:tr>
+        <w:tc>
+          <w:tcPr>
+            <w:tcW w:type="pct" w:w="22%"/>
+            <w:tcBorders>
+              <w:top w:val="single" w:color="999999" w:sz="4"/>
+              <w:left w:val="single" w:color="999999" w:sz="4"/>
+              <w:bottom w:val="single" w:color="999999" w:sz="4"/>
+              <w:right w:val="single" w:color="999999" w:sz="4"/>
+            </w:tcBorders>
+            <w:shd w:fill="E8E8E8" w:val="clear"/>
+          </w:tcPr>
+          <w:p>
+            <w:r>
+              <w:rPr>
+                <w:b w:val="0"/>
+              </w:rPr>
+              <w:t>OE</w:t>
+            </w:r>
+          </w:p>
+        </w:tc>
+        <w:tc>
+          <w:tcPr>
+            <w:tcW w:type="pct" w:w="22%"/>
+            <w:tcBorders>
+              <w:top w:val="single" w:color="999999" w:sz="4"/>
+              <w:left w:val="single" w:color="999999" w:sz="4"/>
+              <w:bottom w:val="single" w:color="999999" w:sz="4"/>
+              <w:right w:val="single" w:color="999999" w:sz="4"/>
+            </w:tcBorders>
+            <w:shd w:fill="E8E8E8" w:val="clear"/>
+          </w:tcPr>
+          <w:p>
+            <w:r>
+              <w:rPr>
+                <w:b w:val="0"/>
+              </w:rPr>
+              <w:t>objective element</w:t>
+            </w:r>
+          </w:p>
+        </w:tc>
+      </w:tr>
+      <w:tr>
+        <w:tc>
+          <w:tcPr>
+            <w:tcW w:type="pct" w:w="22%"/>
+            <w:tcBorders>
+              <w:top w:val="single" w:color="999999" w:sz="4"/>
+              <w:left w:val="single" w:color="999999" w:sz="4"/>
+              <w:bottom w:val="single" w:color="999999" w:sz="4"/>
+              <w:right w:val="single" w:color="999999" w:sz="4"/>
+            </w:tcBorders>
+            <w:shd w:fill="E8E8E8" w:val="clear"/>
+          </w:tcPr>
+          <w:p>
+            <w:r>
+              <w:rPr>
+                <w:b w:val="0"/>
+              </w:rPr>
+              <w:t>SHCO</w:t>
+            </w:r>
+          </w:p>
+        </w:tc>
+        <w:tc>
+          <w:tcPr>
+            <w:tcW w:type="pct" w:w="22%"/>
+            <w:tcBorders>
+              <w:top w:val="single" w:color="999999" w:sz="4"/>
+              <w:left w:val="single" w:color="999999" w:sz="4"/>
+              <w:bottom w:val="single" w:color="999999" w:sz="4"/>
+              <w:right w:val="single" w:color="999999" w:sz="4"/>
+            </w:tcBorders>
+            <w:shd w:fill="E8E8E8" w:val="clear"/>
+          </w:tcPr>
+          <w:p>
+            <w:r>
+              <w:rPr>
+                <w:b w:val="0"/>
+              </w:rPr>
+              <w:t>Standards for Small Healthcare Organisations</w:t>
+            </w:r>
+          </w:p>
+        </w:tc>
+      </w:tr>
+      <w:tr>
+        <w:tc>
+          <w:tcPr>
+            <w:tcW w:type="pct" w:w="22%"/>
+            <w:tcBorders>
+              <w:top w:val="single" w:color="999999" w:sz="4"/>
+              <w:left w:val="single" w:color="999999" w:sz="4"/>
+              <w:bottom w:val="single" w:color="999999" w:sz="4"/>
+              <w:right w:val="single" w:color="999999" w:sz="4"/>
+            </w:tcBorders>
+            <w:shd w:fill="E8E8E8" w:val="clear"/>
+          </w:tcPr>
+          <w:p>
+            <w:r>
+              <w:rPr>
+                <w:b w:val="0"/>
+              </w:rPr>
+              <w:t>SMC</w:t>
+            </w:r>
+          </w:p>
+        </w:tc>
+        <w:tc>
+          <w:tcPr>
+            <w:tcW w:type="pct" w:w="22%"/>
+            <w:tcBorders>
+              <w:top w:val="single" w:color="999999" w:sz="4"/>
+              <w:left w:val="single" w:color="999999" w:sz="4"/>
+              <w:bottom w:val="single" w:color="999999" w:sz="4"/>
+              <w:right w:val="single" w:color="999999" w:sz="4"/>
+            </w:tcBorders>
+            <w:shd w:fill="E8E8E8" w:val="clear"/>
+          </w:tcPr>
+          <w:p>
+            <w:r>
+              <w:rPr>
+                <w:b w:val="0"/>
+              </w:rPr>
+              <w:t>State Medical Council</w:t>
+            </w:r>
+          </w:p>
+        </w:tc>
+      </w:tr>
+    </w:tbl>
     <w:p>
       <w:pPr>
         <w:pStyle w:val="Heading1"/>

--- a/policies/build/masters/HRM.7_v2_master.docx
+++ b/policies/build/masters/HRM.7_v2_master.docx
@@ -694,18 +694,6 @@
     </w:p>
     <w:p>
       <w:pPr>
-        <w:spacing w:after="140"/>
-      </w:pPr>
-      <w:r>
-        <w:rPr>
-          <w:sz w:val="22"/>
-          <w:szCs w:val="22"/>
-        </w:rPr>
-        <w:t xml:space="preserve">Words marked «like this» are defaults a small hospital can keep. A blank marked «________» has no sensible default. Fill it in before this document is signed.</w:t>
-      </w:r>
-    </w:p>
-    <w:p>
-      <w:pPr>
         <w:pStyle w:val="Heading1"/>
         <w:spacing w:after="120" w:before="280"/>
       </w:pPr>
@@ -735,86 +723,6 @@
           <w:szCs w:val="22"/>
         </w:rPr>
         <w:t xml:space="preserve">It covers the four elements HRM.7.a–d. It does not cover nursing credentialing (HRM.8), para-clinical credentialing (HRM.9), personal files (HRM.6), or the service directory (AAC.1).</w:t>
-      </w:r>
-    </w:p>
-    <w:p>
-      <w:pPr>
-        <w:spacing w:after="140"/>
-      </w:pPr>
-      <w:r>
-        <w:rPr>
-          <w:sz w:val="22"/>
-          <w:szCs w:val="22"/>
-        </w:rPr>
-        <w:t xml:space="preserve">Boundaries with other policies of «Hospital Name»:</w:t>
-      </w:r>
-    </w:p>
-    <w:p>
-      <w:pPr>
-        <w:pStyle w:val="ListParagraph"/>
-        <w:numPr>
-          <w:ilvl w:val="0"/>
-          <w:numId w:val="1"/>
-        </w:numPr>
-        <w:spacing w:after="60"/>
-      </w:pPr>
-      <w:r>
-        <w:rPr>
-          <w:sz w:val="22"/>
-          <w:szCs w:val="22"/>
-        </w:rPr>
-        <w:t xml:space="preserve">HRM.6 owns the personal file. This policy owns the credentialing file, privileging register and privilege letter.</w:t>
-      </w:r>
-    </w:p>
-    <w:p>
-      <w:pPr>
-        <w:pStyle w:val="ListParagraph"/>
-        <w:numPr>
-          <w:ilvl w:val="0"/>
-          <w:numId w:val="1"/>
-        </w:numPr>
-        <w:spacing w:after="60"/>
-      </w:pPr>
-      <w:r>
-        <w:rPr>
-          <w:sz w:val="22"/>
-          <w:szCs w:val="22"/>
-        </w:rPr>
-        <w:t xml:space="preserve">HRM.8 owns nursing credentialing and privileging. This policy is specific to medical professionals.</w:t>
-      </w:r>
-    </w:p>
-    <w:p>
-      <w:pPr>
-        <w:pStyle w:val="ListParagraph"/>
-        <w:numPr>
-          <w:ilvl w:val="0"/>
-          <w:numId w:val="1"/>
-        </w:numPr>
-        <w:spacing w:after="60"/>
-      </w:pPr>
-      <w:r>
-        <w:rPr>
-          <w:sz w:val="22"/>
-          <w:szCs w:val="22"/>
-        </w:rPr>
-        <w:t xml:space="preserve">MOM.4 owns authorised medication prescribers. This policy credentials the doctor; MOM.4 lists who may write orders.</w:t>
-      </w:r>
-    </w:p>
-    <w:p>
-      <w:pPr>
-        <w:pStyle w:val="ListParagraph"/>
-        <w:numPr>
-          <w:ilvl w:val="0"/>
-          <w:numId w:val="1"/>
-        </w:numPr>
-        <w:spacing w:after="60"/>
-      </w:pPr>
-      <w:r>
-        <w:rPr>
-          <w:sz w:val="22"/>
-          <w:szCs w:val="22"/>
-        </w:rPr>
-        <w:t xml:space="preserve">COP.4.b assigns a nurse to a patient using verification from HRM credentialing; it does not restate the method.</w:t>
       </w:r>
     </w:p>
     <w:p>

--- a/policies/build/masters/HRM.7_v2_master.docx
+++ b/policies/build/masters/HRM.7_v2_master.docx
@@ -2721,6 +2721,448 @@
         <w:t xml:space="preserve">The Nursing Superintendent holds signed acknowledgements with the induction record.</w:t>
       </w:r>
     </w:p>
+    <w:p>
+      <w:pPr>
+        <w:pStyle w:val="Heading1"/>
+        <w:spacing w:after="120" w:before="280"/>
+      </w:pPr>
+      <w:r>
+        <w:t>10. Distribution</w:t>
+      </w:r>
+    </w:p>
+    <w:p>
+      <w:pPr>
+        <w:spacing w:after="140"/>
+      </w:pPr>
+      <w:r>
+        <w:rPr>
+          <w:sz w:val="22"/>
+          <w:szCs w:val="22"/>
+        </w:rPr>
+        <w:t xml:space="preserve">Official master copy: office of the Medical Superintendent, «Hospital Name», with the HR Manager and the Quality Coordinator.</w:t>
+      </w:r>
+    </w:p>
+    <w:p>
+      <w:pPr>
+        <w:spacing w:after="140"/>
+      </w:pPr>
+      <w:r>
+        <w:rPr>
+          <w:sz w:val="22"/>
+          <w:szCs w:val="22"/>
+        </w:rPr>
+        <w:t xml:space="preserve">Copies issued to: all clinical departments; nursing administration; emergency department; operation theatre; HR office.</w:t>
+      </w:r>
+    </w:p>
+    <w:p>
+      <w:pPr>
+        <w:spacing w:after="140"/>
+      </w:pPr>
+      <w:r>
+        <w:rPr>
+          <w:sz w:val="22"/>
+          <w:szCs w:val="22"/>
+        </w:rPr>
+        <w:t xml:space="preserve">The current version is available to all staff at the «HR office policy file» and, if the hospital keeps an intranet, at «staff intranet / policies».</w:t>
+      </w:r>
+    </w:p>
+    <w:p>
+      <w:pPr>
+        <w:spacing w:after="140"/>
+      </w:pPr>
+      <w:r>
+        <w:rPr>
+          <w:sz w:val="22"/>
+          <w:szCs w:val="22"/>
+        </w:rPr>
+        <w:t xml:space="preserve">When a new version is issued, take old copies out of use.</w:t>
+      </w:r>
+    </w:p>
+    <w:p>
+      <w:pPr>
+        <w:pStyle w:val="Heading1"/>
+        <w:spacing w:after="120" w:before="280"/>
+      </w:pPr>
+      <w:r>
+        <w:t>11. Abbreviations</w:t>
+      </w:r>
+    </w:p>
+    <w:tbl>
+      <w:tblPr>
+        <w:tblW w:type="pct" w:w="100%"/>
+        <w:tblBorders>
+          <w:top w:val="single" w:color="auto" w:sz="4"/>
+          <w:left w:val="single" w:color="auto" w:sz="4"/>
+          <w:bottom w:val="single" w:color="auto" w:sz="4"/>
+          <w:right w:val="single" w:color="auto" w:sz="4"/>
+          <w:insideH w:val="single" w:color="auto" w:sz="4"/>
+          <w:insideV w:val="single" w:color="auto" w:sz="4"/>
+        </w:tblBorders>
+      </w:tblPr>
+      <w:tblGrid>
+        <w:gridCol w:w="100"/>
+        <w:gridCol w:w="100"/>
+      </w:tblGrid>
+      <w:tr>
+        <w:tc>
+          <w:tcPr>
+            <w:tcW w:type="pct" w:w="22%"/>
+            <w:tcBorders>
+              <w:top w:val="single" w:color="999999" w:sz="4"/>
+              <w:left w:val="single" w:color="999999" w:sz="4"/>
+              <w:bottom w:val="single" w:color="999999" w:sz="4"/>
+              <w:right w:val="single" w:color="999999" w:sz="4"/>
+            </w:tcBorders>
+            <w:shd w:fill="E8E8E8" w:val="clear"/>
+          </w:tcPr>
+          <w:p>
+            <w:r>
+              <w:rPr>
+                <w:b/>
+              </w:rPr>
+              <w:t>Abbreviation</w:t>
+            </w:r>
+          </w:p>
+        </w:tc>
+        <w:tc>
+          <w:tcPr>
+            <w:tcW w:type="pct" w:w="22%"/>
+            <w:tcBorders>
+              <w:top w:val="single" w:color="999999" w:sz="4"/>
+              <w:left w:val="single" w:color="999999" w:sz="4"/>
+              <w:bottom w:val="single" w:color="999999" w:sz="4"/>
+              <w:right w:val="single" w:color="999999" w:sz="4"/>
+            </w:tcBorders>
+            <w:shd w:fill="E8E8E8" w:val="clear"/>
+          </w:tcPr>
+          <w:p>
+            <w:r>
+              <w:rPr>
+                <w:b/>
+              </w:rPr>
+              <w:t>Meaning</w:t>
+            </w:r>
+          </w:p>
+        </w:tc>
+      </w:tr>
+      <w:tr>
+        <w:tc>
+          <w:tcPr>
+            <w:tcW w:type="pct" w:w="22%"/>
+            <w:tcBorders>
+              <w:top w:val="single" w:color="999999" w:sz="4"/>
+              <w:left w:val="single" w:color="999999" w:sz="4"/>
+              <w:bottom w:val="single" w:color="999999" w:sz="4"/>
+              <w:right w:val="single" w:color="999999" w:sz="4"/>
+            </w:tcBorders>
+            <w:shd w:fill="E8E8E8" w:val="clear"/>
+          </w:tcPr>
+          <w:p>
+            <w:r>
+              <w:rPr>
+                <w:b w:val="0"/>
+              </w:rPr>
+              <w:t>CAPA</w:t>
+            </w:r>
+          </w:p>
+        </w:tc>
+        <w:tc>
+          <w:tcPr>
+            <w:tcW w:type="pct" w:w="22%"/>
+            <w:tcBorders>
+              <w:top w:val="single" w:color="999999" w:sz="4"/>
+              <w:left w:val="single" w:color="999999" w:sz="4"/>
+              <w:bottom w:val="single" w:color="999999" w:sz="4"/>
+              <w:right w:val="single" w:color="999999" w:sz="4"/>
+            </w:tcBorders>
+            <w:shd w:fill="E8E8E8" w:val="clear"/>
+          </w:tcPr>
+          <w:p>
+            <w:r>
+              <w:rPr>
+                <w:b w:val="0"/>
+              </w:rPr>
+              <w:t>corrective and preventive action</w:t>
+            </w:r>
+          </w:p>
+        </w:tc>
+      </w:tr>
+      <w:tr>
+        <w:tc>
+          <w:tcPr>
+            <w:tcW w:type="pct" w:w="22%"/>
+            <w:tcBorders>
+              <w:top w:val="single" w:color="999999" w:sz="4"/>
+              <w:left w:val="single" w:color="999999" w:sz="4"/>
+              <w:bottom w:val="single" w:color="999999" w:sz="4"/>
+              <w:right w:val="single" w:color="999999" w:sz="4"/>
+            </w:tcBorders>
+            <w:shd w:fill="E8E8E8" w:val="clear"/>
+          </w:tcPr>
+          <w:p>
+            <w:r>
+              <w:rPr>
+                <w:b w:val="0"/>
+              </w:rPr>
+              <w:t>HRM</w:t>
+            </w:r>
+          </w:p>
+        </w:tc>
+        <w:tc>
+          <w:tcPr>
+            <w:tcW w:type="pct" w:w="22%"/>
+            <w:tcBorders>
+              <w:top w:val="single" w:color="999999" w:sz="4"/>
+              <w:left w:val="single" w:color="999999" w:sz="4"/>
+              <w:bottom w:val="single" w:color="999999" w:sz="4"/>
+              <w:right w:val="single" w:color="999999" w:sz="4"/>
+            </w:tcBorders>
+            <w:shd w:fill="E8E8E8" w:val="clear"/>
+          </w:tcPr>
+          <w:p>
+            <w:r>
+              <w:rPr>
+                <w:b w:val="0"/>
+              </w:rPr>
+              <w:t>Human Resource Management (NABH SHCO chapter)</w:t>
+            </w:r>
+          </w:p>
+        </w:tc>
+      </w:tr>
+      <w:tr>
+        <w:tc>
+          <w:tcPr>
+            <w:tcW w:type="pct" w:w="22%"/>
+            <w:tcBorders>
+              <w:top w:val="single" w:color="999999" w:sz="4"/>
+              <w:left w:val="single" w:color="999999" w:sz="4"/>
+              <w:bottom w:val="single" w:color="999999" w:sz="4"/>
+              <w:right w:val="single" w:color="999999" w:sz="4"/>
+            </w:tcBorders>
+            <w:shd w:fill="E8E8E8" w:val="clear"/>
+          </w:tcPr>
+          <w:p>
+            <w:r>
+              <w:rPr>
+                <w:b w:val="0"/>
+              </w:rPr>
+              <w:t>NMC</w:t>
+            </w:r>
+          </w:p>
+        </w:tc>
+        <w:tc>
+          <w:tcPr>
+            <w:tcW w:type="pct" w:w="22%"/>
+            <w:tcBorders>
+              <w:top w:val="single" w:color="999999" w:sz="4"/>
+              <w:left w:val="single" w:color="999999" w:sz="4"/>
+              <w:bottom w:val="single" w:color="999999" w:sz="4"/>
+              <w:right w:val="single" w:color="999999" w:sz="4"/>
+            </w:tcBorders>
+            <w:shd w:fill="E8E8E8" w:val="clear"/>
+          </w:tcPr>
+          <w:p>
+            <w:r>
+              <w:rPr>
+                <w:b w:val="0"/>
+              </w:rPr>
+              <w:t>National Medical Commission</w:t>
+            </w:r>
+          </w:p>
+        </w:tc>
+      </w:tr>
+      <w:tr>
+        <w:tc>
+          <w:tcPr>
+            <w:tcW w:type="pct" w:w="22%"/>
+            <w:tcBorders>
+              <w:top w:val="single" w:color="999999" w:sz="4"/>
+              <w:left w:val="single" w:color="999999" w:sz="4"/>
+              <w:bottom w:val="single" w:color="999999" w:sz="4"/>
+              <w:right w:val="single" w:color="999999" w:sz="4"/>
+            </w:tcBorders>
+            <w:shd w:fill="E8E8E8" w:val="clear"/>
+          </w:tcPr>
+          <w:p>
+            <w:r>
+              <w:rPr>
+                <w:b w:val="0"/>
+              </w:rPr>
+              <w:t>NABH</w:t>
+            </w:r>
+          </w:p>
+        </w:tc>
+        <w:tc>
+          <w:tcPr>
+            <w:tcW w:type="pct" w:w="22%"/>
+            <w:tcBorders>
+              <w:top w:val="single" w:color="999999" w:sz="4"/>
+              <w:left w:val="single" w:color="999999" w:sz="4"/>
+              <w:bottom w:val="single" w:color="999999" w:sz="4"/>
+              <w:right w:val="single" w:color="999999" w:sz="4"/>
+            </w:tcBorders>
+            <w:shd w:fill="E8E8E8" w:val="clear"/>
+          </w:tcPr>
+          <w:p>
+            <w:r>
+              <w:rPr>
+                <w:b w:val="0"/>
+              </w:rPr>
+              <w:t>National Accreditation Board for Hospitals and Healthcare Providers</w:t>
+            </w:r>
+          </w:p>
+        </w:tc>
+      </w:tr>
+      <w:tr>
+        <w:tc>
+          <w:tcPr>
+            <w:tcW w:type="pct" w:w="22%"/>
+            <w:tcBorders>
+              <w:top w:val="single" w:color="999999" w:sz="4"/>
+              <w:left w:val="single" w:color="999999" w:sz="4"/>
+              <w:bottom w:val="single" w:color="999999" w:sz="4"/>
+              <w:right w:val="single" w:color="999999" w:sz="4"/>
+            </w:tcBorders>
+            <w:shd w:fill="E8E8E8" w:val="clear"/>
+          </w:tcPr>
+          <w:p>
+            <w:r>
+              <w:rPr>
+                <w:b w:val="0"/>
+              </w:rPr>
+              <w:t>OE</w:t>
+            </w:r>
+          </w:p>
+        </w:tc>
+        <w:tc>
+          <w:tcPr>
+            <w:tcW w:type="pct" w:w="22%"/>
+            <w:tcBorders>
+              <w:top w:val="single" w:color="999999" w:sz="4"/>
+              <w:left w:val="single" w:color="999999" w:sz="4"/>
+              <w:bottom w:val="single" w:color="999999" w:sz="4"/>
+              <w:right w:val="single" w:color="999999" w:sz="4"/>
+            </w:tcBorders>
+            <w:shd w:fill="E8E8E8" w:val="clear"/>
+          </w:tcPr>
+          <w:p>
+            <w:r>
+              <w:rPr>
+                <w:b w:val="0"/>
+              </w:rPr>
+              <w:t>objective element</w:t>
+            </w:r>
+          </w:p>
+        </w:tc>
+      </w:tr>
+      <w:tr>
+        <w:tc>
+          <w:tcPr>
+            <w:tcW w:type="pct" w:w="22%"/>
+            <w:tcBorders>
+              <w:top w:val="single" w:color="999999" w:sz="4"/>
+              <w:left w:val="single" w:color="999999" w:sz="4"/>
+              <w:bottom w:val="single" w:color="999999" w:sz="4"/>
+              <w:right w:val="single" w:color="999999" w:sz="4"/>
+            </w:tcBorders>
+            <w:shd w:fill="E8E8E8" w:val="clear"/>
+          </w:tcPr>
+          <w:p>
+            <w:r>
+              <w:rPr>
+                <w:b w:val="0"/>
+              </w:rPr>
+              <w:t>SHCO</w:t>
+            </w:r>
+          </w:p>
+        </w:tc>
+        <w:tc>
+          <w:tcPr>
+            <w:tcW w:type="pct" w:w="22%"/>
+            <w:tcBorders>
+              <w:top w:val="single" w:color="999999" w:sz="4"/>
+              <w:left w:val="single" w:color="999999" w:sz="4"/>
+              <w:bottom w:val="single" w:color="999999" w:sz="4"/>
+              <w:right w:val="single" w:color="999999" w:sz="4"/>
+            </w:tcBorders>
+            <w:shd w:fill="E8E8E8" w:val="clear"/>
+          </w:tcPr>
+          <w:p>
+            <w:r>
+              <w:rPr>
+                <w:b w:val="0"/>
+              </w:rPr>
+              <w:t>Standards for Small Healthcare Organisations</w:t>
+            </w:r>
+          </w:p>
+        </w:tc>
+      </w:tr>
+      <w:tr>
+        <w:tc>
+          <w:tcPr>
+            <w:tcW w:type="pct" w:w="22%"/>
+            <w:tcBorders>
+              <w:top w:val="single" w:color="999999" w:sz="4"/>
+              <w:left w:val="single" w:color="999999" w:sz="4"/>
+              <w:bottom w:val="single" w:color="999999" w:sz="4"/>
+              <w:right w:val="single" w:color="999999" w:sz="4"/>
+            </w:tcBorders>
+            <w:shd w:fill="E8E8E8" w:val="clear"/>
+          </w:tcPr>
+          <w:p>
+            <w:r>
+              <w:rPr>
+                <w:b w:val="0"/>
+              </w:rPr>
+              <w:t>SMC</w:t>
+            </w:r>
+          </w:p>
+        </w:tc>
+        <w:tc>
+          <w:tcPr>
+            <w:tcW w:type="pct" w:w="22%"/>
+            <w:tcBorders>
+              <w:top w:val="single" w:color="999999" w:sz="4"/>
+              <w:left w:val="single" w:color="999999" w:sz="4"/>
+              <w:bottom w:val="single" w:color="999999" w:sz="4"/>
+              <w:right w:val="single" w:color="999999" w:sz="4"/>
+            </w:tcBorders>
+            <w:shd w:fill="E8E8E8" w:val="clear"/>
+          </w:tcPr>
+          <w:p>
+            <w:r>
+              <w:rPr>
+                <w:b w:val="0"/>
+              </w:rPr>
+              <w:t>State Medical Council</w:t>
+            </w:r>
+          </w:p>
+        </w:tc>
+      </w:tr>
+    </w:tbl>
+    <w:p>
+      <w:pPr>
+        <w:pStyle w:val="Heading1"/>
+        <w:spacing w:after="120" w:before="280"/>
+      </w:pPr>
+      <w:r>
+        <w:t>12. Traceability to NABH SHCO 3rd Edition HRM.7</w:t>
+      </w:r>
+    </w:p>
+    <w:p>
+      <w:pPr>
+        <w:spacing w:after="120"/>
+      </w:pPr>
+      <w:r>
+        <w:rPr>
+          <w:i/>
+          <w:iCs/>
+          <w:sz w:val="20"/>
+          <w:szCs w:val="20"/>
+        </w:rPr>
+        <w:t xml:space="preserve">This table is an index. It is not how the policy is organised.</w:t>
+      </w:r>
+    </w:p>
     <w:tbl>
       <w:tblPr>
         <w:tblW w:type="pct" w:w="100%"/>
@@ -3279,448 +3721,6 @@
         </w:tc>
       </w:tr>
     </w:tbl>
-    <w:p>
-      <w:pPr>
-        <w:pStyle w:val="Heading1"/>
-        <w:spacing w:after="120" w:before="280"/>
-      </w:pPr>
-      <w:r>
-        <w:t>10. Distribution</w:t>
-      </w:r>
-    </w:p>
-    <w:p>
-      <w:pPr>
-        <w:spacing w:after="140"/>
-      </w:pPr>
-      <w:r>
-        <w:rPr>
-          <w:sz w:val="22"/>
-          <w:szCs w:val="22"/>
-        </w:rPr>
-        <w:t xml:space="preserve">Official master copy: office of the Medical Superintendent, «Hospital Name», with the HR Manager and the Quality Coordinator.</w:t>
-      </w:r>
-    </w:p>
-    <w:p>
-      <w:pPr>
-        <w:spacing w:after="140"/>
-      </w:pPr>
-      <w:r>
-        <w:rPr>
-          <w:sz w:val="22"/>
-          <w:szCs w:val="22"/>
-        </w:rPr>
-        <w:t xml:space="preserve">Copies issued to: all clinical departments; nursing administration; emergency department; operation theatre; HR office.</w:t>
-      </w:r>
-    </w:p>
-    <w:p>
-      <w:pPr>
-        <w:spacing w:after="140"/>
-      </w:pPr>
-      <w:r>
-        <w:rPr>
-          <w:sz w:val="22"/>
-          <w:szCs w:val="22"/>
-        </w:rPr>
-        <w:t xml:space="preserve">The current version is available to all staff at the «HR office policy file» and, if the hospital keeps an intranet, at «staff intranet / policies».</w:t>
-      </w:r>
-    </w:p>
-    <w:p>
-      <w:pPr>
-        <w:spacing w:after="140"/>
-      </w:pPr>
-      <w:r>
-        <w:rPr>
-          <w:sz w:val="22"/>
-          <w:szCs w:val="22"/>
-        </w:rPr>
-        <w:t xml:space="preserve">When a new version is issued, take old copies out of use.</w:t>
-      </w:r>
-    </w:p>
-    <w:p>
-      <w:pPr>
-        <w:pStyle w:val="Heading1"/>
-        <w:spacing w:after="120" w:before="280"/>
-      </w:pPr>
-      <w:r>
-        <w:t>11. Abbreviations</w:t>
-      </w:r>
-    </w:p>
-    <w:tbl>
-      <w:tblPr>
-        <w:tblW w:type="pct" w:w="100%"/>
-        <w:tblBorders>
-          <w:top w:val="single" w:color="auto" w:sz="4"/>
-          <w:left w:val="single" w:color="auto" w:sz="4"/>
-          <w:bottom w:val="single" w:color="auto" w:sz="4"/>
-          <w:right w:val="single" w:color="auto" w:sz="4"/>
-          <w:insideH w:val="single" w:color="auto" w:sz="4"/>
-          <w:insideV w:val="single" w:color="auto" w:sz="4"/>
-        </w:tblBorders>
-      </w:tblPr>
-      <w:tblGrid>
-        <w:gridCol w:w="100"/>
-        <w:gridCol w:w="100"/>
-      </w:tblGrid>
-      <w:tr>
-        <w:tc>
-          <w:tcPr>
-            <w:tcW w:type="pct" w:w="22%"/>
-            <w:tcBorders>
-              <w:top w:val="single" w:color="999999" w:sz="4"/>
-              <w:left w:val="single" w:color="999999" w:sz="4"/>
-              <w:bottom w:val="single" w:color="999999" w:sz="4"/>
-              <w:right w:val="single" w:color="999999" w:sz="4"/>
-            </w:tcBorders>
-            <w:shd w:fill="E8E8E8" w:val="clear"/>
-          </w:tcPr>
-          <w:p>
-            <w:r>
-              <w:rPr>
-                <w:b/>
-              </w:rPr>
-              <w:t>Abbreviation</w:t>
-            </w:r>
-          </w:p>
-        </w:tc>
-        <w:tc>
-          <w:tcPr>
-            <w:tcW w:type="pct" w:w="22%"/>
-            <w:tcBorders>
-              <w:top w:val="single" w:color="999999" w:sz="4"/>
-              <w:left w:val="single" w:color="999999" w:sz="4"/>
-              <w:bottom w:val="single" w:color="999999" w:sz="4"/>
-              <w:right w:val="single" w:color="999999" w:sz="4"/>
-            </w:tcBorders>
-            <w:shd w:fill="E8E8E8" w:val="clear"/>
-          </w:tcPr>
-          <w:p>
-            <w:r>
-              <w:rPr>
-                <w:b/>
-              </w:rPr>
-              <w:t>Meaning</w:t>
-            </w:r>
-          </w:p>
-        </w:tc>
-      </w:tr>
-      <w:tr>
-        <w:tc>
-          <w:tcPr>
-            <w:tcW w:type="pct" w:w="22%"/>
-            <w:tcBorders>
-              <w:top w:val="single" w:color="999999" w:sz="4"/>
-              <w:left w:val="single" w:color="999999" w:sz="4"/>
-              <w:bottom w:val="single" w:color="999999" w:sz="4"/>
-              <w:right w:val="single" w:color="999999" w:sz="4"/>
-            </w:tcBorders>
-            <w:shd w:fill="E8E8E8" w:val="clear"/>
-          </w:tcPr>
-          <w:p>
-            <w:r>
-              <w:rPr>
-                <w:b w:val="0"/>
-              </w:rPr>
-              <w:t>CAPA</w:t>
-            </w:r>
-          </w:p>
-        </w:tc>
-        <w:tc>
-          <w:tcPr>
-            <w:tcW w:type="pct" w:w="22%"/>
-            <w:tcBorders>
-              <w:top w:val="single" w:color="999999" w:sz="4"/>
-              <w:left w:val="single" w:color="999999" w:sz="4"/>
-              <w:bottom w:val="single" w:color="999999" w:sz="4"/>
-              <w:right w:val="single" w:color="999999" w:sz="4"/>
-            </w:tcBorders>
-            <w:shd w:fill="E8E8E8" w:val="clear"/>
-          </w:tcPr>
-          <w:p>
-            <w:r>
-              <w:rPr>
-                <w:b w:val="0"/>
-              </w:rPr>
-              <w:t>corrective and preventive action</w:t>
-            </w:r>
-          </w:p>
-        </w:tc>
-      </w:tr>
-      <w:tr>
-        <w:tc>
-          <w:tcPr>
-            <w:tcW w:type="pct" w:w="22%"/>
-            <w:tcBorders>
-              <w:top w:val="single" w:color="999999" w:sz="4"/>
-              <w:left w:val="single" w:color="999999" w:sz="4"/>
-              <w:bottom w:val="single" w:color="999999" w:sz="4"/>
-              <w:right w:val="single" w:color="999999" w:sz="4"/>
-            </w:tcBorders>
-            <w:shd w:fill="E8E8E8" w:val="clear"/>
-          </w:tcPr>
-          <w:p>
-            <w:r>
-              <w:rPr>
-                <w:b w:val="0"/>
-              </w:rPr>
-              <w:t>HRM</w:t>
-            </w:r>
-          </w:p>
-        </w:tc>
-        <w:tc>
-          <w:tcPr>
-            <w:tcW w:type="pct" w:w="22%"/>
-            <w:tcBorders>
-              <w:top w:val="single" w:color="999999" w:sz="4"/>
-              <w:left w:val="single" w:color="999999" w:sz="4"/>
-              <w:bottom w:val="single" w:color="999999" w:sz="4"/>
-              <w:right w:val="single" w:color="999999" w:sz="4"/>
-            </w:tcBorders>
-            <w:shd w:fill="E8E8E8" w:val="clear"/>
-          </w:tcPr>
-          <w:p>
-            <w:r>
-              <w:rPr>
-                <w:b w:val="0"/>
-              </w:rPr>
-              <w:t>Human Resource Management (NABH SHCO chapter)</w:t>
-            </w:r>
-          </w:p>
-        </w:tc>
-      </w:tr>
-      <w:tr>
-        <w:tc>
-          <w:tcPr>
-            <w:tcW w:type="pct" w:w="22%"/>
-            <w:tcBorders>
-              <w:top w:val="single" w:color="999999" w:sz="4"/>
-              <w:left w:val="single" w:color="999999" w:sz="4"/>
-              <w:bottom w:val="single" w:color="999999" w:sz="4"/>
-              <w:right w:val="single" w:color="999999" w:sz="4"/>
-            </w:tcBorders>
-            <w:shd w:fill="E8E8E8" w:val="clear"/>
-          </w:tcPr>
-          <w:p>
-            <w:r>
-              <w:rPr>
-                <w:b w:val="0"/>
-              </w:rPr>
-              <w:t>NMC</w:t>
-            </w:r>
-          </w:p>
-        </w:tc>
-        <w:tc>
-          <w:tcPr>
-            <w:tcW w:type="pct" w:w="22%"/>
-            <w:tcBorders>
-              <w:top w:val="single" w:color="999999" w:sz="4"/>
-              <w:left w:val="single" w:color="999999" w:sz="4"/>
-              <w:bottom w:val="single" w:color="999999" w:sz="4"/>
-              <w:right w:val="single" w:color="999999" w:sz="4"/>
-            </w:tcBorders>
-            <w:shd w:fill="E8E8E8" w:val="clear"/>
-          </w:tcPr>
-          <w:p>
-            <w:r>
-              <w:rPr>
-                <w:b w:val="0"/>
-              </w:rPr>
-              <w:t>National Medical Commission</w:t>
-            </w:r>
-          </w:p>
-        </w:tc>
-      </w:tr>
-      <w:tr>
-        <w:tc>
-          <w:tcPr>
-            <w:tcW w:type="pct" w:w="22%"/>
-            <w:tcBorders>
-              <w:top w:val="single" w:color="999999" w:sz="4"/>
-              <w:left w:val="single" w:color="999999" w:sz="4"/>
-              <w:bottom w:val="single" w:color="999999" w:sz="4"/>
-              <w:right w:val="single" w:color="999999" w:sz="4"/>
-            </w:tcBorders>
-            <w:shd w:fill="E8E8E8" w:val="clear"/>
-          </w:tcPr>
-          <w:p>
-            <w:r>
-              <w:rPr>
-                <w:b w:val="0"/>
-              </w:rPr>
-              <w:t>NABH</w:t>
-            </w:r>
-          </w:p>
-        </w:tc>
-        <w:tc>
-          <w:tcPr>
-            <w:tcW w:type="pct" w:w="22%"/>
-            <w:tcBorders>
-              <w:top w:val="single" w:color="999999" w:sz="4"/>
-              <w:left w:val="single" w:color="999999" w:sz="4"/>
-              <w:bottom w:val="single" w:color="999999" w:sz="4"/>
-              <w:right w:val="single" w:color="999999" w:sz="4"/>
-            </w:tcBorders>
-            <w:shd w:fill="E8E8E8" w:val="clear"/>
-          </w:tcPr>
-          <w:p>
-            <w:r>
-              <w:rPr>
-                <w:b w:val="0"/>
-              </w:rPr>
-              <w:t>National Accreditation Board for Hospitals and Healthcare Providers</w:t>
-            </w:r>
-          </w:p>
-        </w:tc>
-      </w:tr>
-      <w:tr>
-        <w:tc>
-          <w:tcPr>
-            <w:tcW w:type="pct" w:w="22%"/>
-            <w:tcBorders>
-              <w:top w:val="single" w:color="999999" w:sz="4"/>
-              <w:left w:val="single" w:color="999999" w:sz="4"/>
-              <w:bottom w:val="single" w:color="999999" w:sz="4"/>
-              <w:right w:val="single" w:color="999999" w:sz="4"/>
-            </w:tcBorders>
-            <w:shd w:fill="E8E8E8" w:val="clear"/>
-          </w:tcPr>
-          <w:p>
-            <w:r>
-              <w:rPr>
-                <w:b w:val="0"/>
-              </w:rPr>
-              <w:t>OE</w:t>
-            </w:r>
-          </w:p>
-        </w:tc>
-        <w:tc>
-          <w:tcPr>
-            <w:tcW w:type="pct" w:w="22%"/>
-            <w:tcBorders>
-              <w:top w:val="single" w:color="999999" w:sz="4"/>
-              <w:left w:val="single" w:color="999999" w:sz="4"/>
-              <w:bottom w:val="single" w:color="999999" w:sz="4"/>
-              <w:right w:val="single" w:color="999999" w:sz="4"/>
-            </w:tcBorders>
-            <w:shd w:fill="E8E8E8" w:val="clear"/>
-          </w:tcPr>
-          <w:p>
-            <w:r>
-              <w:rPr>
-                <w:b w:val="0"/>
-              </w:rPr>
-              <w:t>objective element</w:t>
-            </w:r>
-          </w:p>
-        </w:tc>
-      </w:tr>
-      <w:tr>
-        <w:tc>
-          <w:tcPr>
-            <w:tcW w:type="pct" w:w="22%"/>
-            <w:tcBorders>
-              <w:top w:val="single" w:color="999999" w:sz="4"/>
-              <w:left w:val="single" w:color="999999" w:sz="4"/>
-              <w:bottom w:val="single" w:color="999999" w:sz="4"/>
-              <w:right w:val="single" w:color="999999" w:sz="4"/>
-            </w:tcBorders>
-            <w:shd w:fill="E8E8E8" w:val="clear"/>
-          </w:tcPr>
-          <w:p>
-            <w:r>
-              <w:rPr>
-                <w:b w:val="0"/>
-              </w:rPr>
-              <w:t>SHCO</w:t>
-            </w:r>
-          </w:p>
-        </w:tc>
-        <w:tc>
-          <w:tcPr>
-            <w:tcW w:type="pct" w:w="22%"/>
-            <w:tcBorders>
-              <w:top w:val="single" w:color="999999" w:sz="4"/>
-              <w:left w:val="single" w:color="999999" w:sz="4"/>
-              <w:bottom w:val="single" w:color="999999" w:sz="4"/>
-              <w:right w:val="single" w:color="999999" w:sz="4"/>
-            </w:tcBorders>
-            <w:shd w:fill="E8E8E8" w:val="clear"/>
-          </w:tcPr>
-          <w:p>
-            <w:r>
-              <w:rPr>
-                <w:b w:val="0"/>
-              </w:rPr>
-              <w:t>Standards for Small Healthcare Organisations</w:t>
-            </w:r>
-          </w:p>
-        </w:tc>
-      </w:tr>
-      <w:tr>
-        <w:tc>
-          <w:tcPr>
-            <w:tcW w:type="pct" w:w="22%"/>
-            <w:tcBorders>
-              <w:top w:val="single" w:color="999999" w:sz="4"/>
-              <w:left w:val="single" w:color="999999" w:sz="4"/>
-              <w:bottom w:val="single" w:color="999999" w:sz="4"/>
-              <w:right w:val="single" w:color="999999" w:sz="4"/>
-            </w:tcBorders>
-            <w:shd w:fill="E8E8E8" w:val="clear"/>
-          </w:tcPr>
-          <w:p>
-            <w:r>
-              <w:rPr>
-                <w:b w:val="0"/>
-              </w:rPr>
-              <w:t>SMC</w:t>
-            </w:r>
-          </w:p>
-        </w:tc>
-        <w:tc>
-          <w:tcPr>
-            <w:tcW w:type="pct" w:w="22%"/>
-            <w:tcBorders>
-              <w:top w:val="single" w:color="999999" w:sz="4"/>
-              <w:left w:val="single" w:color="999999" w:sz="4"/>
-              <w:bottom w:val="single" w:color="999999" w:sz="4"/>
-              <w:right w:val="single" w:color="999999" w:sz="4"/>
-            </w:tcBorders>
-            <w:shd w:fill="E8E8E8" w:val="clear"/>
-          </w:tcPr>
-          <w:p>
-            <w:r>
-              <w:rPr>
-                <w:b w:val="0"/>
-              </w:rPr>
-              <w:t>State Medical Council</w:t>
-            </w:r>
-          </w:p>
-        </w:tc>
-      </w:tr>
-    </w:tbl>
-    <w:p>
-      <w:pPr>
-        <w:pStyle w:val="Heading1"/>
-        <w:spacing w:after="120" w:before="280"/>
-      </w:pPr>
-      <w:r>
-        <w:t>12. Traceability to NABH SHCO 3rd Edition HRM.7</w:t>
-      </w:r>
-    </w:p>
-    <w:p>
-      <w:pPr>
-        <w:spacing w:after="120"/>
-      </w:pPr>
-      <w:r>
-        <w:rPr>
-          <w:i/>
-          <w:iCs/>
-          <w:sz w:val="20"/>
-          <w:szCs w:val="20"/>
-        </w:rPr>
-        <w:t xml:space="preserve">This table is an index. It is not how the policy is organised.</w:t>
-      </w:r>
-    </w:p>
     <w:p>
       <w:pPr>
         <w:pStyle w:val="Heading1"/>

--- a/policies/build/masters/HRM.7_v2_master.docx
+++ b/policies/build/masters/HRM.7_v2_master.docx
@@ -689,7 +689,7 @@
           <w:sz w:val="22"/>
           <w:szCs w:val="22"/>
         </w:rPr>
-        <w:t xml:space="preserve">Boundaries: HRM.6 owns the staff personal file that holds underlying qualification documents. This policy owns the credentialing and privileging process and register for medical professionals. HRM.8 and HRM.9 own parallel processes for nursing and para-clinical professionals respectively. AAC.1.b uses credentialing outcomes when assigning qualified personnel to services; it does not restate this method.</w:t>
+        <w:t>This policy covers the credentialing and privileging process and register for medical professionals; the underlying qualification documents live in the staff personal file. Nursing and para-clinical staff have their own parallel credentialing processes. The service directory draws on these credentialing outcomes when assigning qualified personnel to services, without restating this method.</w:t>
       </w:r>
     </w:p>
     <w:p>
@@ -715,18 +715,6 @@
     </w:p>
     <w:p>
       <w:pPr>
-        <w:spacing w:after="140"/>
-      </w:pPr>
-      <w:r>
-        <w:rPr>
-          <w:sz w:val="22"/>
-          <w:szCs w:val="22"/>
-        </w:rPr>
-        <w:t xml:space="preserve">It covers the four elements HRM.7.a–d. It does not cover nursing credentialing (HRM.8), para-clinical credentialing (HRM.9), personal files (HRM.6), or the service directory (AAC.1).</w:t>
-      </w:r>
-    </w:p>
-    <w:p>
-      <w:pPr>
         <w:pStyle w:val="Heading1"/>
         <w:spacing w:after="120" w:before="280"/>
       </w:pPr>
@@ -1316,7 +1304,7 @@
           <w:sz w:val="22"/>
           <w:szCs w:val="22"/>
         </w:rPr>
-        <w:t xml:space="preserve">Each privilege letter is cross-referenced to the service directory (AAC.1) and the department scope statement. The department head confirms that the doctor's privileges match the services the department claims to provide.</w:t>
+        <w:t>Each privilege letter is cross-referenced to the service directory and the department scope statement. The department head confirms that the doctor's privileges match the services the department claims to provide.</w:t>
       </w:r>
     </w:p>
     <w:p>

--- a/policies/build/masters/HRM.7_v2_master.docx
+++ b/policies/build/masters/HRM.7_v2_master.docx
@@ -4046,8 +4046,23 @@
           <w:sz w:val="22"/>
           <w:szCs w:val="22"/>
         </w:rPr>
-        <w:t xml:space="preserve">National Accreditation Board for Hospitals and Healthcare Providers (NABH), Standards for Small Healthcare Organisations, 3rd Edition — Human Resource Management chapter, standard HRM.7.</w:t>
-      </w:r>
+      </w:r>
+      <w:r>
+        <w:rPr>
+          <w:sz w:val="22"/>
+        </w:rPr>
+        <w:t xml:space="preserve">National Accreditation Board for Hospitals &amp; Healthcare Providers. (2022). Standards for small healthcare organisations (3rd ed.) — Human Resource Management chapter, standard HRM.7. </w:t>
+      </w:r>
+      <w:hyperlink r:id="rId9">
+        <w:r>
+          <w:rPr>
+            <w:rStyle w:val="Hyperlink"/>
+            <w:sz w:val="22"/>
+            <w:szCs w:val="22"/>
+          </w:rPr>
+          <w:t>https://nabh.co/programmes/small-healthcare-organisation-shco-accreditation-programme/</w:t>
+        </w:r>
+      </w:hyperlink>
     </w:p>
     <w:p>
       <w:pPr>
